--- a/00_제출/제출본/20260614_데이콘_JB금융그룹_Fin_AI_Challenge_기능명세서_양식.docx
+++ b/00_제출/제출본/20260614_데이콘_JB금융그룹_Fin_AI_Challenge_기능명세서_양식.docx
@@ -591,10 +591,8 @@
             <w:vAlign w:val="center"/>
           </w:tcPr>
           <w:p>
-            <w:r/>
-            <w:r>
-              <w:rPr>
-                <w:b w:val="0"/>
+            <w:r>
+              <w:rPr>
                 <w:sz w:val="19"/>
               </w:rPr>
               <w:t>JB LocalGuard OS</w:t>
@@ -680,10 +678,8 @@
             <w:vAlign w:val="center"/>
           </w:tcPr>
           <w:p>
-            <w:r/>
-            <w:r>
-              <w:rPr>
-                <w:b w:val="0"/>
+            <w:r>
+              <w:rPr>
                 <w:sz w:val="19"/>
               </w:rPr>
               <w:t>지역 금융 고객 위험 신호를 모아 14종 AI 에이전트가 판단·행동·검증하되, 고객 대상 행동은 사람 승인 전까지 차단하는 금융 AI Agent 운영 콘솔</w:t>
@@ -749,10 +745,8 @@
             <w:vAlign w:val="center"/>
           </w:tcPr>
           <w:p>
-            <w:r/>
-            <w:r>
-              <w:rPr>
-                <w:b w:val="0"/>
+            <w:r>
+              <w:rPr>
                 <w:sz w:val="19"/>
               </w:rPr>
               <w:t>기사·정책·시세·등기·상담·사기경보로 분산된 위험 신호를 조기에 종합해 승인·감사 가능한 대응으로 연결 (사후관리 누락·대응 지연 해소)</w:t>
@@ -818,10 +812,8 @@
             <w:vAlign w:val="center"/>
           </w:tcPr>
           <w:p>
-            <w:r/>
-            <w:r>
-              <w:rPr>
-                <w:b w:val="0"/>
+            <w:r>
+              <w:rPr>
                 <w:sz w:val="19"/>
               </w:rPr>
               <w:t>전북은행·광주은행·JB우리캐피탈 RM·기업금융·사후관리·준법 담당자 (수혜자: 지역 소상공인·개인사업자·전세 고객)</w:t>
@@ -887,10 +879,8 @@
             <w:vAlign w:val="center"/>
           </w:tcPr>
           <w:p>
-            <w:r/>
-            <w:r>
-              <w:rPr>
-                <w:b w:val="0"/>
+            <w:r>
+              <w:rPr>
                 <w:sz w:val="19"/>
               </w:rPr>
               <w:t>triage 시간 50%↓ · 판단 100% 근거 · 고객행동 100% 승인 · 사후관리 누락 0; 외부 LLM 쓰되 원본 PII 비반출로 금융권 실도입 가능</w:t>
@@ -966,22 +956,14 @@
             </w:tcMar>
           </w:tcPr>
           <w:p>
-            <w:r/>
-            <w:r>
-              <w:rPr>
-                <w:b w:val="0"/>
-                <w:sz w:val="19"/>
-              </w:rPr>
-              <w:t>UI(4-zone: Sidebar/Topbar/Workbench/Properties) → 케이스 런타임 → 운영 조율 에이전트 → 전문 Agent 메시(14) + Skill Registry(25) → 데이터 거버넌스 게이트(등급제·토큰화·모델 라우팅·반출 스캔) → Approval Gate → Audit Ledger(무결성 해시). 거버넌스 게이트가 모든 외부 LLM·플러그인 조회의 관문(차별점).</w:t>
-            </w:r>
-            <w:r>
-              <w:br/>
-            </w:r>
+            <w:pPr>
+              <w:jc w:val="center"/>
+            </w:pPr>
             <w:r>
               <w:drawing>
                 <wp:inline xmlns:a="http://schemas.openxmlformats.org/drawingml/2006/main" xmlns:pic="http://schemas.openxmlformats.org/drawingml/2006/picture">
-                  <wp:extent cx="5669280" cy="866791"/>
-                  <wp:docPr id="1" name="Picture 1"/>
+                  <wp:extent cx="5394960" cy="5501041"/>
+                  <wp:docPr id="3" name="Picture 3"/>
                   <wp:cNvGraphicFramePr>
                     <a:graphicFrameLocks noChangeAspect="1"/>
                   </wp:cNvGraphicFramePr>
@@ -989,11 +971,11 @@
                     <a:graphicData uri="http://schemas.openxmlformats.org/drawingml/2006/picture">
                       <pic:pic>
                         <pic:nvPicPr>
-                          <pic:cNvPr id="0" name="system-loop.png"/>
+                          <pic:cNvPr id="0" name="system-architecture.png"/>
                           <pic:cNvPicPr/>
                         </pic:nvPicPr>
                         <pic:blipFill>
-                          <a:blip r:embed="rId11"/>
+                          <a:blip r:embed="rId13"/>
                           <a:stretch>
                             <a:fillRect/>
                           </a:stretch>
@@ -1001,7 +983,7 @@
                         <pic:spPr>
                           <a:xfrm>
                             <a:off x="0" y="0"/>
-                            <a:ext cx="5669280" cy="866791"/>
+                            <a:ext cx="5394960" cy="5501041"/>
                           </a:xfrm>
                           <a:prstGeom prst="rect"/>
                         </pic:spPr>
@@ -1010,6 +992,19 @@
                   </a:graphic>
                 </wp:inline>
               </w:drawing>
+            </w:r>
+          </w:p>
+          <w:p>
+            <w:pPr>
+              <w:jc w:val="center"/>
+            </w:pPr>
+            <w:r>
+              <w:rPr>
+                <w:i/>
+                <w:color w:val="606060"/>
+                <w:sz w:val="16"/>
+              </w:rPr>
+              <w:t>[그림] 전체 시스템 아키텍처 — 8계층 (사용자→콘솔→런타임→에이전트14·스킬25→데이터 거버넌스 게이트★→모델/커넥터/기록·통제)</w:t>
             </w:r>
           </w:p>
         </w:tc>
@@ -1263,10 +1258,8 @@
             </w:tcMar>
           </w:tcPr>
           <w:p>
-            <w:r/>
-            <w:r>
-              <w:rPr>
-                <w:b w:val="0"/>
+            <w:r>
+              <w:rPr>
                 <w:sz w:val="18"/>
               </w:rPr>
               <w:t>F1 케이스 운영보드/대시보드</w:t>
@@ -1290,10 +1283,8 @@
             </w:tcMar>
           </w:tcPr>
           <w:p>
-            <w:r/>
-            <w:r>
-              <w:rPr>
-                <w:b w:val="0"/>
+            <w:r>
+              <w:rPr>
                 <w:sz w:val="18"/>
               </w:rPr>
               <w:t>케이스를 위험·상태·SLA로 큐잉, 칸반 이동이 실제 상태 전환 hook 발화</w:t>
@@ -1317,10 +1308,8 @@
             </w:tcMar>
           </w:tcPr>
           <w:p>
-            <w:r/>
-            <w:r>
-              <w:rPr>
-                <w:b w:val="0"/>
+            <w:r>
+              <w:rPr>
                 <w:sz w:val="18"/>
               </w:rPr>
               <w:t>케이스 큐 / 보드·상태</w:t>
@@ -1344,10 +1333,8 @@
             </w:tcMar>
           </w:tcPr>
           <w:p>
-            <w:r/>
-            <w:r>
-              <w:rPr>
-                <w:b w:val="0"/>
+            <w:r>
+              <w:rPr>
                 <w:sz w:val="18"/>
               </w:rPr>
               <w:t>운영 조율 에이전트·상태머신</w:t>
@@ -1371,10 +1358,8 @@
             </w:tcMar>
           </w:tcPr>
           <w:p>
-            <w:r/>
-            <w:r>
-              <w:rPr>
-                <w:b w:val="0"/>
+            <w:r>
+              <w:rPr>
                 <w:sz w:val="18"/>
               </w:rPr>
               <w:t>O</w:t>
@@ -1403,12 +1388,11 @@
             </w:tcMar>
           </w:tcPr>
           <w:p>
-            <w:r/>
-            <w:r>
-              <w:rPr>
-                <w:b w:val="0"/>
+            <w:r>
+              <w:rPr>
                 <w:sz w:val="18"/>
               </w:rPr>
+              <w:lastRenderedPageBreak/>
               <w:t>F2 AgentRun 실행</w:t>
             </w:r>
           </w:p>
@@ -1430,10 +1414,8 @@
             </w:tcMar>
           </w:tcPr>
           <w:p>
-            <w:r/>
-            <w:r>
-              <w:rPr>
-                <w:b w:val="0"/>
+            <w:r>
+              <w:rPr>
                 <w:sz w:val="18"/>
               </w:rPr>
               <w:t>자연어 지시→담당 에이전트 단계별 판단 로그(근거·confidence)</w:t>
@@ -1457,10 +1439,8 @@
             </w:tcMar>
           </w:tcPr>
           <w:p>
-            <w:r/>
-            <w:r>
-              <w:rPr>
-                <w:b w:val="0"/>
+            <w:r>
+              <w:rPr>
                 <w:sz w:val="18"/>
               </w:rPr>
               <w:t>지시+케이스 / 판단 로그</w:t>
@@ -1484,10 +1464,8 @@
             </w:tcMar>
           </w:tcPr>
           <w:p>
-            <w:r/>
-            <w:r>
-              <w:rPr>
-                <w:b w:val="0"/>
+            <w:r>
+              <w:rPr>
                 <w:sz w:val="18"/>
               </w:rPr>
               <w:t>멀티 에이전트·Rule Engine</w:t>
@@ -1511,10 +1489,8 @@
             </w:tcMar>
           </w:tcPr>
           <w:p>
-            <w:r/>
-            <w:r>
-              <w:rPr>
-                <w:b w:val="0"/>
+            <w:r>
+              <w:rPr>
                 <w:sz w:val="18"/>
               </w:rPr>
               <w:t>O</w:t>
@@ -1543,10 +1519,8 @@
             </w:tcMar>
           </w:tcPr>
           <w:p>
-            <w:r/>
-            <w:r>
-              <w:rPr>
-                <w:b w:val="0"/>
+            <w:r>
+              <w:rPr>
                 <w:sz w:val="18"/>
               </w:rPr>
               <w:t>F3 스킬 저장소</w:t>
@@ -1570,10 +1544,8 @@
             </w:tcMar>
           </w:tcPr>
           <w:p>
-            <w:r/>
-            <w:r>
-              <w:rPr>
-                <w:b w:val="0"/>
+            <w:r>
+              <w:rPr>
                 <w:sz w:val="18"/>
               </w:rPr>
               <w:t>25종 스킬에 위험도·승인정책 부여, 에이전트 장착</w:t>
@@ -1597,10 +1569,8 @@
             </w:tcMar>
           </w:tcPr>
           <w:p>
-            <w:r/>
-            <w:r>
-              <w:rPr>
-                <w:b w:val="0"/>
+            <w:r>
+              <w:rPr>
                 <w:sz w:val="18"/>
               </w:rPr>
               <w:t>— / 장착 스킬·승인레벨</w:t>
@@ -1624,10 +1594,8 @@
             </w:tcMar>
           </w:tcPr>
           <w:p>
-            <w:r/>
-            <w:r>
-              <w:rPr>
-                <w:b w:val="0"/>
+            <w:r>
+              <w:rPr>
                 <w:sz w:val="18"/>
               </w:rPr>
               <w:t>스킬 레지스트리</w:t>
@@ -1651,10 +1619,8 @@
             </w:tcMar>
           </w:tcPr>
           <w:p>
-            <w:r/>
-            <w:r>
-              <w:rPr>
-                <w:b w:val="0"/>
+            <w:r>
+              <w:rPr>
                 <w:sz w:val="18"/>
               </w:rPr>
               <w:t>O</w:t>
@@ -1683,10 +1649,8 @@
             </w:tcMar>
           </w:tcPr>
           <w:p>
-            <w:r/>
-            <w:r>
-              <w:rPr>
-                <w:b w:val="0"/>
+            <w:r>
+              <w:rPr>
                 <w:sz w:val="18"/>
               </w:rPr>
               <w:t>F4 데이터 거버넌스 패널</w:t>
@@ -1710,10 +1674,8 @@
             </w:tcMar>
           </w:tcPr>
           <w:p>
-            <w:r/>
-            <w:r>
-              <w:rPr>
-                <w:b w:val="0"/>
+            <w:r>
+              <w:rPr>
                 <w:sz w:val="18"/>
               </w:rPr>
               <w:t>토큰화 전/후·모델 라우팅(국내/외부)·반출 스캔·법령 칩</w:t>
@@ -1737,10 +1699,8 @@
             </w:tcMar>
           </w:tcPr>
           <w:p>
-            <w:r/>
-            <w:r>
-              <w:rPr>
-                <w:b w:val="0"/>
+            <w:r>
+              <w:rPr>
                 <w:sz w:val="18"/>
               </w:rPr>
               <w:t>외부 호출 페이로드 / 토큰화·스캔 결과</w:t>
@@ -1764,10 +1724,8 @@
             </w:tcMar>
           </w:tcPr>
           <w:p>
-            <w:r/>
-            <w:r>
-              <w:rPr>
-                <w:b w:val="0"/>
+            <w:r>
+              <w:rPr>
                 <w:sz w:val="18"/>
               </w:rPr>
               <w:t>PII 토큰화·정규식 스캔·모델 라우팅</w:t>
@@ -1791,10 +1749,8 @@
             </w:tcMar>
           </w:tcPr>
           <w:p>
-            <w:r/>
-            <w:r>
-              <w:rPr>
-                <w:b w:val="0"/>
+            <w:r>
+              <w:rPr>
                 <w:sz w:val="18"/>
               </w:rPr>
               <w:t>O</w:t>
@@ -1803,15 +1759,16 @@
         </w:tc>
       </w:tr>
       <w:tr>
+        <w:trPr>
+          <w:jc w:val="center"/>
+        </w:trPr>
         <w:tc>
           <w:tcPr>
-            <w:tcW w:type="dxa" w:w="2085"/>
+            <w:tcW w:w="2085" w:type="dxa"/>
           </w:tcPr>
           <w:p>
-            <w:r/>
-            <w:r>
-              <w:rPr>
-                <w:b w:val="0"/>
+            <w:r>
+              <w:rPr>
                 <w:sz w:val="18"/>
               </w:rPr>
               <w:t>F5 승인 게이트+감사 원장</w:t>
@@ -1820,13 +1777,11 @@
         </w:tc>
         <w:tc>
           <w:tcPr>
-            <w:tcW w:type="dxa" w:w="2085"/>
+            <w:tcW w:w="2085" w:type="dxa"/>
           </w:tcPr>
           <w:p>
-            <w:r/>
-            <w:r>
-              <w:rPr>
-                <w:b w:val="0"/>
+            <w:r>
+              <w:rPr>
                 <w:sz w:val="18"/>
               </w:rPr>
               <w:t>고객 대상 행동 전 사람 승인, 승인/반려/상위검토를 무결성 해시 기록</w:t>
@@ -1835,13 +1790,11 @@
         </w:tc>
         <w:tc>
           <w:tcPr>
-            <w:tcW w:type="dxa" w:w="2085"/>
+            <w:tcW w:w="2085" w:type="dxa"/>
           </w:tcPr>
           <w:p>
-            <w:r/>
-            <w:r>
-              <w:rPr>
-                <w:b w:val="0"/>
+            <w:r>
+              <w:rPr>
                 <w:sz w:val="18"/>
               </w:rPr>
               <w:t>제안 행동 / 승인 상태·감사 로그</w:t>
@@ -1850,13 +1803,11 @@
         </w:tc>
         <w:tc>
           <w:tcPr>
-            <w:tcW w:type="dxa" w:w="2085"/>
+            <w:tcW w:w="2085" w:type="dxa"/>
           </w:tcPr>
           <w:p>
-            <w:r/>
-            <w:r>
-              <w:rPr>
-                <w:b w:val="0"/>
+            <w:r>
+              <w:rPr>
                 <w:sz w:val="18"/>
               </w:rPr>
               <w:t>승인 워크플로·해시 체인</w:t>
@@ -1865,13 +1816,11 @@
         </w:tc>
         <w:tc>
           <w:tcPr>
-            <w:tcW w:type="dxa" w:w="2085"/>
+            <w:tcW w:w="2085" w:type="dxa"/>
           </w:tcPr>
           <w:p>
-            <w:r/>
-            <w:r>
-              <w:rPr>
-                <w:b w:val="0"/>
+            <w:r>
+              <w:rPr>
                 <w:sz w:val="18"/>
               </w:rPr>
               <w:t>O</w:t>
@@ -1880,15 +1829,16 @@
         </w:tc>
       </w:tr>
       <w:tr>
+        <w:trPr>
+          <w:jc w:val="center"/>
+        </w:trPr>
         <w:tc>
           <w:tcPr>
-            <w:tcW w:type="dxa" w:w="2085"/>
+            <w:tcW w:w="2085" w:type="dxa"/>
           </w:tcPr>
           <w:p>
-            <w:r/>
-            <w:r>
-              <w:rPr>
-                <w:b w:val="0"/>
+            <w:r>
+              <w:rPr>
                 <w:sz w:val="18"/>
               </w:rPr>
               <w:t>F6 전세 Shield 라인</w:t>
@@ -1897,13 +1847,11 @@
         </w:tc>
         <w:tc>
           <w:tcPr>
-            <w:tcW w:type="dxa" w:w="2085"/>
+            <w:tcW w:w="2085" w:type="dxa"/>
           </w:tcPr>
           <w:p>
-            <w:r/>
-            <w:r>
-              <w:rPr>
-                <w:b w:val="0"/>
+            <w:r>
+              <w:rPr>
                 <w:sz w:val="18"/>
               </w:rPr>
               <w:t>전세가율·권리·임차인 손실위험·계약·은행 연계 분리 판단</w:t>
@@ -1912,13 +1860,11 @@
         </w:tc>
         <w:tc>
           <w:tcPr>
-            <w:tcW w:type="dxa" w:w="2085"/>
+            <w:tcW w:w="2085" w:type="dxa"/>
           </w:tcPr>
           <w:p>
-            <w:r/>
-            <w:r>
-              <w:rPr>
-                <w:b w:val="0"/>
+            <w:r>
+              <w:rPr>
                 <w:sz w:val="18"/>
               </w:rPr>
               <w:t>전세 케이스 / 5분리 진단</w:t>
@@ -1927,13 +1873,11 @@
         </w:tc>
         <w:tc>
           <w:tcPr>
-            <w:tcW w:type="dxa" w:w="2085"/>
+            <w:tcW w:w="2085" w:type="dxa"/>
           </w:tcPr>
           <w:p>
-            <w:r/>
-            <w:r>
-              <w:rPr>
-                <w:b w:val="0"/>
+            <w:r>
+              <w:rPr>
                 <w:sz w:val="18"/>
               </w:rPr>
               <w:t>전세위험 관리 리드+4 전문 에이전트</w:t>
@@ -1942,13 +1886,11 @@
         </w:tc>
         <w:tc>
           <w:tcPr>
-            <w:tcW w:type="dxa" w:w="2085"/>
+            <w:tcW w:w="2085" w:type="dxa"/>
           </w:tcPr>
           <w:p>
-            <w:r/>
-            <w:r>
-              <w:rPr>
-                <w:b w:val="0"/>
+            <w:r>
+              <w:rPr>
                 <w:sz w:val="18"/>
               </w:rPr>
               <w:t>O</w:t>
@@ -1957,15 +1899,16 @@
         </w:tc>
       </w:tr>
       <w:tr>
+        <w:trPr>
+          <w:jc w:val="center"/>
+        </w:trPr>
         <w:tc>
           <w:tcPr>
-            <w:tcW w:type="dxa" w:w="2085"/>
+            <w:tcW w:w="2085" w:type="dxa"/>
           </w:tcPr>
           <w:p>
-            <w:r/>
-            <w:r>
-              <w:rPr>
-                <w:b w:val="0"/>
+            <w:r>
+              <w:rPr>
                 <w:sz w:val="18"/>
               </w:rPr>
               <w:t>F7 케이스 산출물</w:t>
@@ -1974,13 +1917,11 @@
         </w:tc>
         <w:tc>
           <w:tcPr>
-            <w:tcW w:type="dxa" w:w="2085"/>
+            <w:tcW w:w="2085" w:type="dxa"/>
           </w:tcPr>
           <w:p>
-            <w:r/>
-            <w:r>
-              <w:rPr>
-                <w:b w:val="0"/>
+            <w:r>
+              <w:rPr>
                 <w:sz w:val="18"/>
               </w:rPr>
               <w:t>AgentRun 결과를 MD 업무 결과물(콜백 초안·체크리스트)로 생성</w:t>
@@ -1989,13 +1930,11 @@
         </w:tc>
         <w:tc>
           <w:tcPr>
-            <w:tcW w:type="dxa" w:w="2085"/>
+            <w:tcW w:w="2085" w:type="dxa"/>
           </w:tcPr>
           <w:p>
-            <w:r/>
-            <w:r>
-              <w:rPr>
-                <w:b w:val="0"/>
+            <w:r>
+              <w:rPr>
                 <w:sz w:val="18"/>
               </w:rPr>
               <w:t>AgentRun 결과 / MD 산출물</w:t>
@@ -2004,13 +1943,11 @@
         </w:tc>
         <w:tc>
           <w:tcPr>
-            <w:tcW w:type="dxa" w:w="2085"/>
+            <w:tcW w:w="2085" w:type="dxa"/>
           </w:tcPr>
           <w:p>
-            <w:r/>
-            <w:r>
-              <w:rPr>
-                <w:b w:val="0"/>
+            <w:r>
+              <w:rPr>
                 <w:sz w:val="18"/>
               </w:rPr>
               <w:t>문서 생성</w:t>
@@ -2019,13 +1956,11 @@
         </w:tc>
         <w:tc>
           <w:tcPr>
-            <w:tcW w:type="dxa" w:w="2085"/>
+            <w:tcW w:w="2085" w:type="dxa"/>
           </w:tcPr>
           <w:p>
-            <w:r/>
-            <w:r>
-              <w:rPr>
-                <w:b w:val="0"/>
+            <w:r>
+              <w:rPr>
                 <w:sz w:val="18"/>
               </w:rPr>
               <w:t>O</w:t>
@@ -2114,10 +2049,8 @@
             </w:tcMar>
           </w:tcPr>
           <w:p>
-            <w:r/>
-            <w:r>
-              <w:rPr>
-                <w:b w:val="0"/>
+            <w:r>
+              <w:rPr>
                 <w:sz w:val="19"/>
               </w:rPr>
               <w:t>케이스 선택/자연어 지시 → AgentRun 생성 → 판단(위험 분해·근거·confidence) → 행동 초안(콜백·체크리스트) → [외부 LLM 필요 시] 데이터 거버넌스(PII 토큰화 → 반출 스캔) → 준법 검토(과장·PII·표현) → 승인 게이트 →(승인) Approved·산출물 / (반려·차단) Escalation·외부 접촉 차단 → 감사 원장 기록 → Properties·사후관리 큐 갱신.</w:t>
@@ -2126,22 +2059,26 @@
               <w:br/>
             </w:r>
             <w:r>
+              <w:rPr>
+                <w:noProof/>
+              </w:rPr>
               <w:drawing>
-                <wp:inline xmlns:a="http://schemas.openxmlformats.org/drawingml/2006/main" xmlns:pic="http://schemas.openxmlformats.org/drawingml/2006/picture">
+                <wp:inline distT="0" distB="0" distL="0" distR="0" wp14:anchorId="4E98F3AA" wp14:editId="5CC893B4">
                   <wp:extent cx="5669280" cy="1310007"/>
+                  <wp:effectExtent l="0" t="0" r="0" b="0"/>
                   <wp:docPr id="2" name="Picture 2"/>
                   <wp:cNvGraphicFramePr>
-                    <a:graphicFrameLocks noChangeAspect="1"/>
+                    <a:graphicFrameLocks xmlns:a="http://schemas.openxmlformats.org/drawingml/2006/main" noChangeAspect="1"/>
                   </wp:cNvGraphicFramePr>
-                  <a:graphic>
+                  <a:graphic xmlns:a="http://schemas.openxmlformats.org/drawingml/2006/main">
                     <a:graphicData uri="http://schemas.openxmlformats.org/drawingml/2006/picture">
-                      <pic:pic>
+                      <pic:pic xmlns:pic="http://schemas.openxmlformats.org/drawingml/2006/picture">
                         <pic:nvPicPr>
                           <pic:cNvPr id="0" name="governance-4defense.png"/>
                           <pic:cNvPicPr/>
                         </pic:nvPicPr>
                         <pic:blipFill>
-                          <a:blip r:embed="rId12"/>
+                          <a:blip r:embed="rId8"/>
                           <a:stretch>
                             <a:fillRect/>
                           </a:stretch>
@@ -2151,7 +2088,9 @@
                             <a:off x="0" y="0"/>
                             <a:ext cx="5669280" cy="1310007"/>
                           </a:xfrm>
-                          <a:prstGeom prst="rect"/>
+                          <a:prstGeom prst="rect">
+                            <a:avLst/>
+                          </a:prstGeom>
                         </pic:spPr>
                       </pic:pic>
                     </a:graphicData>
@@ -2258,19 +2197,37 @@
             </w:tcMar>
           </w:tcPr>
           <w:p>
-            <w:r/>
-            <w:r>
-              <w:rPr>
-                <w:b w:val="0"/>
+            <w:r>
+              <w:rPr>
                 <w:sz w:val="19"/>
               </w:rPr>
               <w:t>· 데이터 연동: 공공데이터포털·한국은행 ECOS·HUG·국토부 실거래가 API (등기/실거래는 사람 트리거+캐시)</w:t>
+            </w:r>
+            <w:r>
+              <w:rPr>
+                <w:sz w:val="19"/>
+              </w:rPr>
               <w:br/>
               <w:t>· 모델: 국내·온프레(원본 PII)와 외부 프런티어(토큰) 라우팅, RAG + Rule Engine(L0–L4)</w:t>
+            </w:r>
+            <w:r>
+              <w:rPr>
+                <w:sz w:val="19"/>
+              </w:rPr>
               <w:br/>
               <w:t>· 백엔드 승격: computeRiskDecision·buildDashboardData·auditChainRecords·moveCaseToColumn → 서버 API 1:1</w:t>
+            </w:r>
+            <w:r>
+              <w:rPr>
+                <w:sz w:val="19"/>
+              </w:rPr>
               <w:br/>
               <w:t>· 발전 경로: PoC → 파일럿(1개 본부) → 내부 적용(네이버클라우드 MOU 방향) → 고객 서비스화</w:t>
+            </w:r>
+            <w:r>
+              <w:rPr>
+                <w:sz w:val="19"/>
+              </w:rPr>
               <w:br/>
               <w:t>· 확장: 계열사(광주은행·JB우리캐피탈)·업무영역(기업여신 심사·WM)·고객군</w:t>
             </w:r>
@@ -2349,19 +2306,37 @@
             </w:tcMar>
           </w:tcPr>
           <w:p>
-            <w:r/>
-            <w:r>
-              <w:rPr>
-                <w:b w:val="0"/>
+            <w:r>
+              <w:rPr>
                 <w:sz w:val="19"/>
               </w:rPr>
               <w:t>· 외부 데이터·API·라이선스: 한국은행 ECOS(출처표시 시 상업이용)·국토부/HUG 실거래·전세보증(공공누리, 대량수집 제약)·대법원 등기(일1,000/분30); Claude/OpenAI(학습 미사용·국외이전→원본 PII 전송 금지); Playwright/python-pptx(OSS)</w:t>
+            </w:r>
+            <w:r>
+              <w:rPr>
+                <w:sz w:val="19"/>
+              </w:rPr>
               <w:br/>
               <w:t>· 법적 근거: 신용정보법 §40조의2(특별법)·개인정보보호법 §28조의4/§28조의5·전자금융감독규정 §15조(망분리)·금융위 망분리 개선 로드맵(2024-08-13)</w:t>
+            </w:r>
+            <w:r>
+              <w:rPr>
+                <w:sz w:val="19"/>
+              </w:rPr>
               <w:br/>
               <w:t>· 용어집: Case·AgentRun·Skill·Evidence·Approval Gate·Audit Ledger·거버넌스 4중 방어(등급제·토큰화·라우팅·반출 스캔)</w:t>
+            </w:r>
+            <w:r>
+              <w:rPr>
+                <w:sz w:val="19"/>
+              </w:rPr>
               <w:br/>
               <w:t>· 검증: python3 02_제품/scripts/verify_static.py · node --check 02_제품/app/app.js · Playwright E2E 19종 · 골든 패스 3종</w:t>
+            </w:r>
+            <w:r>
+              <w:rPr>
+                <w:sz w:val="19"/>
+              </w:rPr>
               <w:br/>
               <w:t>· 전체 커밋 변경이력: 00_제출/기능-변경이력.md</w:t>
             </w:r>
@@ -2588,10 +2563,8 @@
             </w:tcMar>
           </w:tcPr>
           <w:p>
-            <w:r/>
-            <w:r>
-              <w:rPr>
-                <w:b w:val="0"/>
+            <w:r>
+              <w:rPr>
                 <w:sz w:val="18"/>
               </w:rPr>
               <w:t>2026-06-11</w:t>
@@ -2615,10 +2588,8 @@
             </w:tcMar>
           </w:tcPr>
           <w:p>
-            <w:r/>
-            <w:r>
-              <w:rPr>
-                <w:b w:val="0"/>
+            <w:r>
+              <w:rPr>
                 <w:sz w:val="18"/>
               </w:rPr>
               <w:t>초기 MVP 콘솔</w:t>
@@ -2642,10 +2613,8 @@
             </w:tcMar>
           </w:tcPr>
           <w:p>
-            <w:r/>
-            <w:r>
-              <w:rPr>
-                <w:b w:val="0"/>
+            <w:r>
+              <w:rPr>
                 <w:sz w:val="18"/>
               </w:rPr>
               <w:t>콘솔 골격·에이전트 모델·전세 Shield 라인 구성</w:t>
@@ -2669,10 +2638,8 @@
             </w:tcMar>
           </w:tcPr>
           <w:p>
-            <w:r/>
-            <w:r>
-              <w:rPr>
-                <w:b w:val="0"/>
+            <w:r>
+              <w:rPr>
                 <w:sz w:val="18"/>
               </w:rPr>
               <w:t>자유주제 제출 베이스라인</w:t>
@@ -2701,10 +2668,8 @@
             </w:tcMar>
           </w:tcPr>
           <w:p>
-            <w:r/>
-            <w:r>
-              <w:rPr>
-                <w:b w:val="0"/>
+            <w:r>
+              <w:rPr>
                 <w:sz w:val="18"/>
               </w:rPr>
               <w:t>2026-06-13~14</w:t>
@@ -2728,10 +2693,8 @@
             </w:tcMar>
           </w:tcPr>
           <w:p>
-            <w:r/>
-            <w:r>
-              <w:rPr>
-                <w:b w:val="0"/>
+            <w:r>
+              <w:rPr>
                 <w:sz w:val="18"/>
               </w:rPr>
               <w:t>UI·디자인 시스템</w:t>
@@ -2755,10 +2718,8 @@
             </w:tcMar>
           </w:tcPr>
           <w:p>
-            <w:r/>
-            <w:r>
-              <w:rPr>
-                <w:b w:val="0"/>
+            <w:r>
+              <w:rPr>
                 <w:sz w:val="18"/>
               </w:rPr>
               <w:t>밀도·데이터 시각화·용어·토큰 통계 정제(M1–M5)</w:t>
@@ -2782,10 +2743,8 @@
             </w:tcMar>
           </w:tcPr>
           <w:p>
-            <w:r/>
-            <w:r>
-              <w:rPr>
-                <w:b w:val="0"/>
+            <w:r>
+              <w:rPr>
                 <w:sz w:val="18"/>
               </w:rPr>
               <w:t>심사 인상 품질 향상</w:t>
@@ -2814,10 +2773,8 @@
             </w:tcMar>
           </w:tcPr>
           <w:p>
-            <w:r/>
-            <w:r>
-              <w:rPr>
-                <w:b w:val="0"/>
+            <w:r>
+              <w:rPr>
                 <w:sz w:val="18"/>
               </w:rPr>
               <w:t>2026-06-14</w:t>
@@ -2841,10 +2798,8 @@
             </w:tcMar>
           </w:tcPr>
           <w:p>
-            <w:r/>
-            <w:r>
-              <w:rPr>
-                <w:b w:val="0"/>
+            <w:r>
+              <w:rPr>
                 <w:sz w:val="18"/>
               </w:rPr>
               <w:t>거버넌스·문서체계</w:t>
@@ -2868,10 +2823,8 @@
             </w:tcMar>
           </w:tcPr>
           <w:p>
-            <w:r/>
-            <w:r>
-              <w:rPr>
-                <w:b w:val="0"/>
+            <w:r>
+              <w:rPr>
                 <w:sz w:val="18"/>
               </w:rPr>
               <w:t>PII 비반출·법령 인용·공식 양식·일관성 정합(C0–C6)</w:t>
@@ -2895,10 +2848,8 @@
             </w:tcMar>
           </w:tcPr>
           <w:p>
-            <w:r/>
-            <w:r>
-              <w:rPr>
-                <w:b w:val="0"/>
+            <w:r>
+              <w:rPr>
                 <w:sz w:val="18"/>
               </w:rPr>
               <w:t>규제 준수·제출 완성도</w:t>
@@ -2907,15 +2858,16 @@
         </w:tc>
       </w:tr>
       <w:tr>
+        <w:trPr>
+          <w:jc w:val="center"/>
+        </w:trPr>
         <w:tc>
           <w:tcPr>
-            <w:tcW w:type="dxa" w:w="2606"/>
+            <w:tcW w:w="2606" w:type="dxa"/>
           </w:tcPr>
           <w:p>
-            <w:r/>
-            <w:r>
-              <w:rPr>
-                <w:b w:val="0"/>
+            <w:r>
+              <w:rPr>
                 <w:sz w:val="18"/>
               </w:rPr>
               <w:t>2026-06-14</w:t>
@@ -2924,13 +2876,11 @@
         </w:tc>
         <w:tc>
           <w:tcPr>
-            <w:tcW w:type="dxa" w:w="2606"/>
+            <w:tcW w:w="2606" w:type="dxa"/>
           </w:tcPr>
           <w:p>
-            <w:r/>
-            <w:r>
-              <w:rPr>
-                <w:b w:val="0"/>
+            <w:r>
+              <w:rPr>
                 <w:sz w:val="18"/>
               </w:rPr>
               <w:t>폴더 개혁·제출물</w:t>
@@ -2939,13 +2889,11 @@
         </w:tc>
         <w:tc>
           <w:tcPr>
-            <w:tcW w:type="dxa" w:w="2606"/>
+            <w:tcW w:w="2606" w:type="dxa"/>
           </w:tcPr>
           <w:p>
-            <w:r/>
-            <w:r>
-              <w:rPr>
-                <w:b w:val="0"/>
+            <w:r>
+              <w:rPr>
                 <w:sz w:val="18"/>
               </w:rPr>
               <w:t>단일 번호 체계 통합·양식 반영·변경이력(C7–C9)</w:t>
@@ -2954,13 +2902,11 @@
         </w:tc>
         <w:tc>
           <w:tcPr>
-            <w:tcW w:type="dxa" w:w="2606"/>
+            <w:tcW w:w="2606" w:type="dxa"/>
           </w:tcPr>
           <w:p>
-            <w:r/>
-            <w:r>
-              <w:rPr>
-                <w:b w:val="0"/>
+            <w:r>
+              <w:rPr>
                 <w:sz w:val="18"/>
               </w:rPr>
               <w:t>구조 정리·제출 보강</w:t>
@@ -2969,15 +2915,16 @@
         </w:tc>
       </w:tr>
       <w:tr>
+        <w:trPr>
+          <w:jc w:val="center"/>
+        </w:trPr>
         <w:tc>
           <w:tcPr>
-            <w:tcW w:type="dxa" w:w="2606"/>
+            <w:tcW w:w="2606" w:type="dxa"/>
           </w:tcPr>
           <w:p>
-            <w:r/>
-            <w:r>
-              <w:rPr>
-                <w:b w:val="0"/>
+            <w:r>
+              <w:rPr>
                 <w:sz w:val="18"/>
               </w:rPr>
               <w:t>(예정) 본선</w:t>
@@ -2986,13 +2933,11 @@
         </w:tc>
         <w:tc>
           <w:tcPr>
-            <w:tcW w:type="dxa" w:w="2606"/>
+            <w:tcW w:w="2606" w:type="dxa"/>
           </w:tcPr>
           <w:p>
-            <w:r/>
-            <w:r>
-              <w:rPr>
-                <w:b w:val="0"/>
+            <w:r>
+              <w:rPr>
                 <w:sz w:val="18"/>
               </w:rPr>
               <w:t>데이터·모델 연동</w:t>
@@ -3001,13 +2946,11 @@
         </w:tc>
         <w:tc>
           <w:tcPr>
-            <w:tcW w:type="dxa" w:w="2606"/>
+            <w:tcW w:w="2606" w:type="dxa"/>
           </w:tcPr>
           <w:p>
-            <w:r/>
-            <w:r>
-              <w:rPr>
-                <w:b w:val="0"/>
+            <w:r>
+              <w:rPr>
                 <w:sz w:val="18"/>
               </w:rPr>
               <w:t>공공 API·온프레/외부 라우팅·백엔드 승격·RAG</w:t>
@@ -3016,13 +2959,11 @@
         </w:tc>
         <w:tc>
           <w:tcPr>
-            <w:tcW w:type="dxa" w:w="2606"/>
+            <w:tcW w:w="2606" w:type="dxa"/>
           </w:tcPr>
           <w:p>
-            <w:r/>
-            <w:r>
-              <w:rPr>
-                <w:b w:val="0"/>
+            <w:r>
+              <w:rPr>
                 <w:sz w:val="18"/>
               </w:rPr>
               <w:t>실동작 고도화</w:t>
@@ -3031,19 +2972,18 @@
         </w:tc>
       </w:tr>
     </w:tbl>
-    <w:p/>
     <w:p>
       <w:pPr>
         <w:spacing w:line="475" w:lineRule="exact"/>
         <w:rPr>
-          <w:rFonts w:ascii="Pretendard Light" w:eastAsia="Pretendard Light" w:hAnsi="Pretendard Light"/>
+          <w:rFonts w:ascii="Pretendard Light" w:eastAsia="Pretendard Light" w:hAnsi="Pretendard Light" w:hint="eastAsia"/>
           <w:sz w:val="40"/>
         </w:rPr>
       </w:pPr>
     </w:p>
     <w:sectPr>
-      <w:headerReference w:type="default" r:id="rId7"/>
-      <w:footerReference w:type="default" r:id="rId8"/>
+      <w:headerReference w:type="default" r:id="rId9"/>
+      <w:footerReference w:type="default" r:id="rId10"/>
       <w:pgSz w:w="11900" w:h="16820"/>
       <w:pgMar w:top="1160" w:right="1000" w:bottom="800" w:left="1020" w:header="566" w:footer="609" w:gutter="0"/>
       <w:cols w:space="720"/>

--- a/00_제출/제출본/20260614_데이콘_JB금융그룹_Fin_AI_Challenge_기능명세서_양식.docx
+++ b/00_제출/제출본/20260614_데이콘_JB금융그룹_Fin_AI_Challenge_기능명세서_양식.docx
@@ -2062,32 +2062,74 @@
             </w:tcMar>
           </w:tcPr>
           <w:p>
-            <w:r>
-              <w:rPr>
-                <w:sz w:val="19"/>
-              </w:rPr>
-              <w:t>케이스 선택/자연어 지시 → AgentRun 생성 → 판단(위험 분해·근거·confidence) → 행동 초안(콜백·체크리스트) → [외부 LLM 필요 시] 데이터 거버넌스(PII 토큰화 → 반출 스캔) → 준법 검토(과장·PII·표현) → 승인 게이트 →(승인) Approved·산출물 / (반려·차단) Escalation·외부 접촉 차단 → 감사 원장 기록 → Properties·사후관리 큐 갱신.</w:t>
-            </w:r>
-            <w:r>
-              <w:br/>
-            </w:r>
-            <w:r>
-              <w:rPr>
-                <w:noProof/>
-              </w:rPr>
+            <w:pPr>
+              <w:jc w:val="center"/>
+            </w:pPr>
+            <w:r>
               <w:drawing>
-                <wp:inline distT="0" distB="0" distL="0" distR="0" wp14:anchorId="4E98F3AA" wp14:editId="5CC893B4">
-                  <wp:extent cx="5669280" cy="1310007"/>
-                  <wp:effectExtent l="0" t="0" r="0" b="0"/>
-                  <wp:docPr id="2" name="Picture 2"/>
+                <wp:inline xmlns:a="http://schemas.openxmlformats.org/drawingml/2006/main" xmlns:pic="http://schemas.openxmlformats.org/drawingml/2006/picture">
+                  <wp:extent cx="5760720" cy="1472544"/>
+                  <wp:docPr id="5" name="Picture 5"/>
                   <wp:cNvGraphicFramePr>
-                    <a:graphicFrameLocks xmlns:a="http://schemas.openxmlformats.org/drawingml/2006/main" noChangeAspect="1"/>
+                    <a:graphicFrameLocks noChangeAspect="1"/>
                   </wp:cNvGraphicFramePr>
-                  <a:graphic xmlns:a="http://schemas.openxmlformats.org/drawingml/2006/main">
+                  <a:graphic>
                     <a:graphicData uri="http://schemas.openxmlformats.org/drawingml/2006/picture">
-                      <pic:pic xmlns:pic="http://schemas.openxmlformats.org/drawingml/2006/picture">
+                      <pic:pic>
                         <pic:nvPicPr>
-                          <pic:cNvPr id="0" name="governance-4defense.png"/>
+                          <pic:cNvPr id="0" name="feature-flow.png"/>
+                          <pic:cNvPicPr/>
+                        </pic:nvPicPr>
+                        <pic:blipFill>
+                          <a:blip r:embed="rId16"/>
+                          <a:stretch>
+                            <a:fillRect/>
+                          </a:stretch>
+                        </pic:blipFill>
+                        <pic:spPr>
+                          <a:xfrm>
+                            <a:off x="0" y="0"/>
+                            <a:ext cx="5760720" cy="1472544"/>
+                          </a:xfrm>
+                          <a:prstGeom prst="rect"/>
+                        </pic:spPr>
+                      </pic:pic>
+                    </a:graphicData>
+                  </a:graphic>
+                </wp:inline>
+              </w:drawing>
+            </w:r>
+          </w:p>
+          <w:p>
+            <w:pPr>
+              <w:jc w:val="center"/>
+            </w:pPr>
+            <w:r>
+              <w:rPr>
+                <w:i/>
+                <w:color w:val="606060"/>
+                <w:sz w:val="16"/>
+              </w:rPr>
+              <w:t>[그림] 주요 기능 흐름도 — ①접수→②판단→③행동·거버넌스(PII 토큰화·반출 스캔)→④검증·승인→⑤기록·후속</w:t>
+            </w:r>
+          </w:p>
+          <w:p>
+            <w:pPr>
+              <w:jc w:val="center"/>
+            </w:pPr>
+            <w:r>
+              <w:drawing>
+                <wp:inline xmlns:a="http://schemas.openxmlformats.org/drawingml/2006/main" xmlns:pic="http://schemas.openxmlformats.org/drawingml/2006/picture">
+                  <wp:extent cx="5120640" cy="1183233"/>
+                  <wp:docPr id="6" name="Picture 6"/>
+                  <wp:cNvGraphicFramePr>
+                    <a:graphicFrameLocks noChangeAspect="1"/>
+                  </wp:cNvGraphicFramePr>
+                  <a:graphic>
+                    <a:graphicData uri="http://schemas.openxmlformats.org/drawingml/2006/picture">
+                      <pic:pic>
+                        <pic:nvPicPr>
+                          <pic:cNvPr id="0" name="image.png"/>
                           <pic:cNvPicPr/>
                         </pic:nvPicPr>
                         <pic:blipFill>
@@ -2099,17 +2141,28 @@
                         <pic:spPr>
                           <a:xfrm>
                             <a:off x="0" y="0"/>
-                            <a:ext cx="5669280" cy="1310007"/>
+                            <a:ext cx="5120640" cy="1183233"/>
                           </a:xfrm>
-                          <a:prstGeom prst="rect">
-                            <a:avLst/>
-                          </a:prstGeom>
+                          <a:prstGeom prst="rect"/>
                         </pic:spPr>
                       </pic:pic>
                     </a:graphicData>
                   </a:graphic>
                 </wp:inline>
               </w:drawing>
+            </w:r>
+          </w:p>
+          <w:p>
+            <w:pPr>
+              <w:jc w:val="center"/>
+            </w:pPr>
+            <w:r>
+              <w:rPr>
+                <w:i/>
+                <w:color w:val="606060"/>
+                <w:sz w:val="16"/>
+              </w:rPr>
+              <w:t>[그림] 외부 LLM 호출 구간 PII 비반출 4중 방어</w:t>
             </w:r>
           </w:p>
         </w:tc>
